--- a/Coding 2 - year/Unit 7 - Capstone Project/Daily Lesson Plans/Word/Day 8.docx
+++ b/Coding 2 - year/Unit 7 - Capstone Project/Daily Lesson Plans/Word/Day 8.docx
@@ -50,12 +50,15 @@
               </w:rPr>
               <w:t xml:space="preserve">Coding II — Full Year</w:t>
             </w:r>
-          </w:p>
-          <w:p>
-            <w:pPr>
-              <w:spacing w:before="40"/>
-              <w:jc w:val="center"/>
-            </w:pPr>
+            <w:r>
+              <w:rPr>
+                <w:rFonts w:ascii="Arial" w:cs="Arial" w:eastAsia="Arial" w:hAnsi="Arial"/>
+                <w:sz w:val="16"/>
+                <w:szCs w:val="16"/>
+              </w:rPr>
+              <w:br/>
+              <w:t xml:space="preserve"/>
+            </w:r>
             <w:r>
               <w:rPr>
                 <w:rFonts w:ascii="Arial" w:cs="Arial" w:eastAsia="Arial" w:hAnsi="Arial"/>
@@ -83,7 +86,7 @@
           <w:rFonts w:ascii="Arial" w:cs="Arial" w:eastAsia="Arial" w:hAnsi="Arial"/>
           <w:b/>
           <w:bCs/>
-          <w:color w:val="0D3B1F"/>
+          <w:color w:val="1B7A4A"/>
           <w:sz w:val="32"/>
           <w:szCs w:val="32"/>
         </w:rPr>
@@ -200,9 +203,9 @@
               <w:right w:val="single" w:color="CCCCCC" w:sz="1"/>
             </w:tcBorders>
             <w:tcMar>
-              <w:top w:type="dxa" w:w="60"/>
+              <w:top w:type="dxa" w:w="80"/>
               <w:left w:type="dxa" w:w="120"/>
-              <w:bottom w:type="dxa" w:w="60"/>
+              <w:bottom w:type="dxa" w:w="80"/>
               <w:right w:type="dxa" w:w="120"/>
             </w:tcMar>
           </w:tcPr>
@@ -229,20 +232,147 @@
               <w:right w:val="single" w:color="CCCCCC" w:sz="1"/>
             </w:tcBorders>
             <w:tcMar>
-              <w:top w:type="dxa" w:w="60"/>
+              <w:top w:type="dxa" w:w="80"/>
               <w:left w:type="dxa" w:w="120"/>
-              <w:bottom w:type="dxa" w:w="60"/>
+              <w:bottom w:type="dxa" w:w="80"/>
               <w:right w:type="dxa" w:w="120"/>
             </w:tcMar>
           </w:tcPr>
           <w:p>
-            <w:r>
-              <w:rPr>
-                <w:rFonts w:ascii="Arial" w:cs="Arial" w:eastAsia="Arial" w:hAnsi="Arial"/>
-                <w:sz w:val="20"/>
-                <w:szCs w:val="20"/>
+            <w:pPr>
+              <w:spacing w:after="80" w:before="80"/>
+            </w:pPr>
+            <w:r>
+              <w:rPr>
+                <w:rFonts w:ascii="Arial" w:cs="Arial" w:eastAsia="Arial" w:hAnsi="Arial"/>
+                <w:b/>
+                <w:bCs/>
+                <w:i w:val="false"/>
+                <w:iCs w:val="false"/>
+                <w:color w:val="000000"/>
+                <w:sz w:val="22"/>
+                <w:szCs w:val="22"/>
               </w:rPr>
               <w:t xml:space="preserve">Bell Ringer / Review</w:t>
+            </w:r>
+            <w:r>
+              <w:rPr>
+                <w:rFonts w:ascii="Arial" w:cs="Arial" w:eastAsia="Arial" w:hAnsi="Arial"/>
+                <w:sz w:val="20"/>
+                <w:szCs w:val="20"/>
+              </w:rPr>
+              <w:br/>
+              <w:t xml:space="preserve"/>
+            </w:r>
+            <w:r>
+              <w:rPr>
+                <w:rFonts w:ascii="Arial" w:cs="Arial" w:eastAsia="Arial" w:hAnsi="Arial"/>
+                <w:sz w:val="20"/>
+                <w:szCs w:val="20"/>
+              </w:rPr>
+              <w:br/>
+              <w:t xml:space="preserve"/>
+            </w:r>
+            <w:r>
+              <w:rPr>
+                <w:rFonts w:ascii="Arial" w:cs="Arial" w:eastAsia="Arial" w:hAnsi="Arial"/>
+                <w:b/>
+                <w:bCs/>
+                <w:i w:val="false"/>
+                <w:iCs w:val="false"/>
+                <w:color w:val="000000"/>
+                <w:sz w:val="20"/>
+                <w:szCs w:val="20"/>
+              </w:rPr>
+              <w:t xml:space="preserve">Quick Write </w:t>
+            </w:r>
+            <w:r>
+              <w:rPr>
+                <w:rFonts w:ascii="Arial" w:cs="Arial" w:eastAsia="Arial" w:hAnsi="Arial"/>
+                <w:b w:val="false"/>
+                <w:bCs w:val="false"/>
+                <w:i w:val="false"/>
+                <w:iCs w:val="false"/>
+                <w:color w:val="000000"/>
+                <w:sz w:val="20"/>
+                <w:szCs w:val="20"/>
+              </w:rPr>
+              <w:t xml:space="preserve">(3 min — written or verbal):</w:t>
+            </w:r>
+            <w:r>
+              <w:rPr>
+                <w:rFonts w:ascii="Arial" w:cs="Arial" w:eastAsia="Arial" w:hAnsi="Arial"/>
+                <w:sz w:val="20"/>
+                <w:szCs w:val="20"/>
+              </w:rPr>
+              <w:br/>
+              <w:t xml:space="preserve"/>
+            </w:r>
+            <w:r>
+              <w:rPr>
+                <w:rFonts w:ascii="Arial" w:cs="Arial" w:eastAsia="Arial" w:hAnsi="Arial"/>
+                <w:b w:val="false"/>
+                <w:bCs w:val="false"/>
+                <w:i w:val="false"/>
+                <w:iCs w:val="false"/>
+                <w:color w:val="000000"/>
+                <w:sz w:val="20"/>
+                <w:szCs w:val="20"/>
+              </w:rPr>
+              <w:t xml:space="preserve">    What do you remember from last class?</w:t>
+            </w:r>
+            <w:r>
+              <w:rPr>
+                <w:rFonts w:ascii="Arial" w:cs="Arial" w:eastAsia="Arial" w:hAnsi="Arial"/>
+                <w:sz w:val="20"/>
+                <w:szCs w:val="20"/>
+              </w:rPr>
+              <w:br/>
+              <w:t xml:space="preserve"/>
+            </w:r>
+            <w:r>
+              <w:rPr>
+                <w:rFonts w:ascii="Arial" w:cs="Arial" w:eastAsia="Arial" w:hAnsi="Arial"/>
+                <w:sz w:val="20"/>
+                <w:szCs w:val="20"/>
+              </w:rPr>
+              <w:br/>
+              <w:t xml:space="preserve"/>
+            </w:r>
+            <w:r>
+              <w:rPr>
+                <w:rFonts w:ascii="Arial" w:cs="Arial" w:eastAsia="Arial" w:hAnsi="Arial"/>
+                <w:b w:val="false"/>
+                <w:bCs w:val="false"/>
+                <w:i/>
+                <w:iCs/>
+                <w:color w:val="444444"/>
+                <w:sz w:val="20"/>
+                <w:szCs w:val="20"/>
+              </w:rPr>
+              <w:t xml:space="preserve">What do you think today's topic "Sprint 1 – Feature Completion &amp; Bug Fixes" is about?</w:t>
+            </w:r>
+            <w:r>
+              <w:rPr>
+                <w:rFonts w:ascii="Arial" w:cs="Arial" w:eastAsia="Arial" w:hAnsi="Arial"/>
+                <w:sz w:val="20"/>
+                <w:szCs w:val="20"/>
+              </w:rPr>
+              <w:br/>
+              <w:t xml:space="preserve"/>
+            </w:r>
+            <w:r>
+              <w:rPr>
+                <w:rFonts w:ascii="Arial" w:cs="Arial" w:eastAsia="Arial" w:hAnsi="Arial"/>
+                <w:b w:val="false"/>
+                <w:bCs w:val="false"/>
+                <w:i/>
+                <w:iCs/>
+                <w:color w:val="555555"/>
+                <w:sz w:val="20"/>
+                <w:szCs w:val="20"/>
+              </w:rPr>
+              <w:t xml:space="preserve">→ Pair-share your response, then 2–3 students share with the class.</w:t>
             </w:r>
           </w:p>
         </w:tc>
@@ -258,9 +388,9 @@
               <w:right w:val="single" w:color="CCCCCC" w:sz="1"/>
             </w:tcBorders>
             <w:tcMar>
-              <w:top w:type="dxa" w:w="60"/>
+              <w:top w:type="dxa" w:w="80"/>
               <w:left w:type="dxa" w:w="120"/>
-              <w:bottom w:type="dxa" w:w="60"/>
+              <w:bottom w:type="dxa" w:w="80"/>
               <w:right w:type="dxa" w:w="120"/>
             </w:tcMar>
           </w:tcPr>
@@ -287,20 +417,120 @@
               <w:right w:val="single" w:color="CCCCCC" w:sz="1"/>
             </w:tcBorders>
             <w:tcMar>
-              <w:top w:type="dxa" w:w="60"/>
+              <w:top w:type="dxa" w:w="80"/>
               <w:left w:type="dxa" w:w="120"/>
-              <w:bottom w:type="dxa" w:w="60"/>
+              <w:bottom w:type="dxa" w:w="80"/>
               <w:right w:type="dxa" w:w="120"/>
             </w:tcMar>
           </w:tcPr>
           <w:p>
-            <w:r>
-              <w:rPr>
-                <w:rFonts w:ascii="Arial" w:cs="Arial" w:eastAsia="Arial" w:hAnsi="Arial"/>
-                <w:sz w:val="20"/>
-                <w:szCs w:val="20"/>
-              </w:rPr>
-              <w:t xml:space="preserve">Mini Lesson: Sprint 1 – Feature Completion &amp; Bug Fixes</w:t>
+            <w:pPr>
+              <w:spacing w:after="80" w:before="80"/>
+            </w:pPr>
+            <w:r>
+              <w:rPr>
+                <w:rFonts w:ascii="Arial" w:cs="Arial" w:eastAsia="Arial" w:hAnsi="Arial"/>
+                <w:b/>
+                <w:bCs/>
+                <w:i w:val="false"/>
+                <w:iCs w:val="false"/>
+                <w:color w:val="000000"/>
+                <w:sz w:val="22"/>
+                <w:szCs w:val="22"/>
+              </w:rPr>
+              <w:t xml:space="preserve">Mini Lesson: </w:t>
+            </w:r>
+            <w:r>
+              <w:rPr>
+                <w:rFonts w:ascii="Arial" w:cs="Arial" w:eastAsia="Arial" w:hAnsi="Arial"/>
+                <w:b w:val="false"/>
+                <w:bCs w:val="false"/>
+                <w:i w:val="false"/>
+                <w:iCs w:val="false"/>
+                <w:color w:val="000000"/>
+                <w:sz w:val="22"/>
+                <w:szCs w:val="22"/>
+              </w:rPr>
+              <w:t xml:space="preserve">Sprint 1 – Feature Completion &amp; Bug Fixes</w:t>
+            </w:r>
+            <w:r>
+              <w:rPr>
+                <w:rFonts w:ascii="Arial" w:cs="Arial" w:eastAsia="Arial" w:hAnsi="Arial"/>
+                <w:sz w:val="20"/>
+                <w:szCs w:val="20"/>
+              </w:rPr>
+              <w:br/>
+              <w:t xml:space="preserve"/>
+            </w:r>
+            <w:r>
+              <w:rPr>
+                <w:rFonts w:ascii="Arial" w:cs="Arial" w:eastAsia="Arial" w:hAnsi="Arial"/>
+                <w:sz w:val="20"/>
+                <w:szCs w:val="20"/>
+              </w:rPr>
+              <w:br/>
+              <w:t xml:space="preserve"/>
+            </w:r>
+            <w:r>
+              <w:rPr>
+                <w:rFonts w:ascii="Arial" w:cs="Arial" w:eastAsia="Arial" w:hAnsi="Arial"/>
+                <w:b/>
+                <w:bCs/>
+                <w:i/>
+                <w:iCs/>
+                <w:color w:val="555555"/>
+                <w:sz w:val="20"/>
+                <w:szCs w:val="20"/>
+              </w:rPr>
+              <w:t xml:space="preserve">→ Live Demo — </w:t>
+            </w:r>
+            <w:r>
+              <w:rPr>
+                <w:rFonts w:ascii="Arial" w:cs="Arial" w:eastAsia="Arial" w:hAnsi="Arial"/>
+                <w:b w:val="false"/>
+                <w:bCs w:val="false"/>
+                <w:i/>
+                <w:iCs/>
+                <w:color w:val="555555"/>
+                <w:sz w:val="20"/>
+                <w:szCs w:val="20"/>
+              </w:rPr>
+              <w:t xml:space="preserve">type examples as students follow along in their own editor.</w:t>
+            </w:r>
+            <w:r>
+              <w:rPr>
+                <w:rFonts w:ascii="Arial" w:cs="Arial" w:eastAsia="Arial" w:hAnsi="Arial"/>
+                <w:sz w:val="20"/>
+                <w:szCs w:val="20"/>
+              </w:rPr>
+              <w:br/>
+              <w:t xml:space="preserve"/>
+            </w:r>
+            <w:r>
+              <w:rPr>
+                <w:rFonts w:ascii="Arial" w:cs="Arial" w:eastAsia="Arial" w:hAnsi="Arial"/>
+                <w:b/>
+                <w:bCs/>
+                <w:i/>
+                <w:iCs/>
+                <w:color w:val="555555"/>
+                <w:sz w:val="20"/>
+                <w:szCs w:val="20"/>
+              </w:rPr>
+              <w:t xml:space="preserve">→ Check for Understanding: </w:t>
+            </w:r>
+            <w:r>
+              <w:rPr>
+                <w:rFonts w:ascii="Arial" w:cs="Arial" w:eastAsia="Arial" w:hAnsi="Arial"/>
+                <w:b w:val="false"/>
+                <w:bCs w:val="false"/>
+                <w:i/>
+                <w:iCs/>
+                <w:color w:val="555555"/>
+                <w:sz w:val="20"/>
+                <w:szCs w:val="20"/>
+              </w:rPr>
+              <w:t xml:space="preserve">pause and cold-call: “Can someone explain what we just did in their own words?”</w:t>
             </w:r>
           </w:p>
         </w:tc>
@@ -316,9 +546,9 @@
               <w:right w:val="single" w:color="CCCCCC" w:sz="1"/>
             </w:tcBorders>
             <w:tcMar>
-              <w:top w:type="dxa" w:w="60"/>
+              <w:top w:type="dxa" w:w="80"/>
               <w:left w:type="dxa" w:w="120"/>
-              <w:bottom w:type="dxa" w:w="60"/>
+              <w:bottom w:type="dxa" w:w="80"/>
               <w:right w:type="dxa" w:w="120"/>
             </w:tcMar>
           </w:tcPr>
@@ -331,7 +561,7 @@
                 <w:sz w:val="20"/>
                 <w:szCs w:val="20"/>
               </w:rPr>
-              <w:t xml:space="preserve">15-20 min</w:t>
+              <w:t xml:space="preserve">15–20 min</w:t>
             </w:r>
           </w:p>
         </w:tc>
@@ -345,20 +575,81 @@
               <w:right w:val="single" w:color="CCCCCC" w:sz="1"/>
             </w:tcBorders>
             <w:tcMar>
-              <w:top w:type="dxa" w:w="60"/>
+              <w:top w:type="dxa" w:w="80"/>
               <w:left w:type="dxa" w:w="120"/>
-              <w:bottom w:type="dxa" w:w="60"/>
+              <w:bottom w:type="dxa" w:w="80"/>
               <w:right w:type="dxa" w:w="120"/>
             </w:tcMar>
           </w:tcPr>
           <w:p>
-            <w:r>
-              <w:rPr>
-                <w:rFonts w:ascii="Arial" w:cs="Arial" w:eastAsia="Arial" w:hAnsi="Arial"/>
-                <w:sz w:val="20"/>
-                <w:szCs w:val="20"/>
+            <w:pPr>
+              <w:spacing w:after="80" w:before="80"/>
+            </w:pPr>
+            <w:r>
+              <w:rPr>
+                <w:rFonts w:ascii="Arial" w:cs="Arial" w:eastAsia="Arial" w:hAnsi="Arial"/>
+                <w:b/>
+                <w:bCs/>
+                <w:i w:val="false"/>
+                <w:iCs w:val="false"/>
+                <w:color w:val="000000"/>
+                <w:sz w:val="22"/>
+                <w:szCs w:val="22"/>
               </w:rPr>
               <w:t xml:space="preserve">Independent Practice / Code Along</w:t>
+            </w:r>
+            <w:r>
+              <w:rPr>
+                <w:rFonts w:ascii="Arial" w:cs="Arial" w:eastAsia="Arial" w:hAnsi="Arial"/>
+                <w:sz w:val="20"/>
+                <w:szCs w:val="20"/>
+              </w:rPr>
+              <w:br/>
+              <w:t xml:space="preserve"/>
+            </w:r>
+            <w:r>
+              <w:rPr>
+                <w:rFonts w:ascii="Arial" w:cs="Arial" w:eastAsia="Arial" w:hAnsi="Arial"/>
+                <w:b w:val="false"/>
+                <w:bCs w:val="false"/>
+                <w:i w:val="false"/>
+                <w:iCs w:val="false"/>
+                <w:color w:val="000000"/>
+                <w:sz w:val="20"/>
+                <w:szCs w:val="20"/>
+              </w:rPr>
+              <w:t xml:space="preserve">    Work through problems from the day's exercise set.</w:t>
+            </w:r>
+            <w:r>
+              <w:rPr>
+                <w:rFonts w:ascii="Arial" w:cs="Arial" w:eastAsia="Arial" w:hAnsi="Arial"/>
+                <w:sz w:val="20"/>
+                <w:szCs w:val="20"/>
+              </w:rPr>
+              <w:br/>
+              <w:t xml:space="preserve"/>
+            </w:r>
+            <w:r>
+              <w:rPr>
+                <w:rFonts w:ascii="Arial" w:cs="Arial" w:eastAsia="Arial" w:hAnsi="Arial"/>
+                <w:sz w:val="20"/>
+                <w:szCs w:val="20"/>
+              </w:rPr>
+              <w:br/>
+              <w:t xml:space="preserve"/>
+            </w:r>
+            <w:r>
+              <w:rPr>
+                <w:rFonts w:ascii="Arial" w:cs="Arial" w:eastAsia="Arial" w:hAnsi="Arial"/>
+                <w:b w:val="false"/>
+                <w:bCs w:val="false"/>
+                <w:i/>
+                <w:iCs/>
+                <w:color w:val="555555"/>
+                <w:sz w:val="20"/>
+                <w:szCs w:val="20"/>
+              </w:rPr>
+              <w:t xml:space="preserve">→ Teacher circulates — offer hints, check for understanding.</w:t>
             </w:r>
           </w:p>
         </w:tc>
@@ -374,9 +665,9 @@
               <w:right w:val="single" w:color="CCCCCC" w:sz="1"/>
             </w:tcBorders>
             <w:tcMar>
-              <w:top w:type="dxa" w:w="60"/>
+              <w:top w:type="dxa" w:w="80"/>
               <w:left w:type="dxa" w:w="120"/>
-              <w:bottom w:type="dxa" w:w="60"/>
+              <w:bottom w:type="dxa" w:w="80"/>
               <w:right w:type="dxa" w:w="120"/>
             </w:tcMar>
           </w:tcPr>
@@ -403,20 +694,90 @@
               <w:right w:val="single" w:color="CCCCCC" w:sz="1"/>
             </w:tcBorders>
             <w:tcMar>
-              <w:top w:type="dxa" w:w="60"/>
+              <w:top w:type="dxa" w:w="80"/>
               <w:left w:type="dxa" w:w="120"/>
-              <w:bottom w:type="dxa" w:w="60"/>
+              <w:bottom w:type="dxa" w:w="80"/>
               <w:right w:type="dxa" w:w="120"/>
             </w:tcMar>
           </w:tcPr>
           <w:p>
-            <w:r>
-              <w:rPr>
-                <w:rFonts w:ascii="Arial" w:cs="Arial" w:eastAsia="Arial" w:hAnsi="Arial"/>
-                <w:sz w:val="20"/>
-                <w:szCs w:val="20"/>
+            <w:pPr>
+              <w:spacing w:after="80" w:before="80"/>
+            </w:pPr>
+            <w:r>
+              <w:rPr>
+                <w:rFonts w:ascii="Arial" w:cs="Arial" w:eastAsia="Arial" w:hAnsi="Arial"/>
+                <w:b/>
+                <w:bCs/>
+                <w:i w:val="false"/>
+                <w:iCs w:val="false"/>
+                <w:color w:val="000000"/>
+                <w:sz w:val="22"/>
+                <w:szCs w:val="22"/>
               </w:rPr>
               <w:t xml:space="preserve">Exit Ticket / Wrap-Up</w:t>
+            </w:r>
+            <w:r>
+              <w:rPr>
+                <w:rFonts w:ascii="Arial" w:cs="Arial" w:eastAsia="Arial" w:hAnsi="Arial"/>
+                <w:sz w:val="20"/>
+                <w:szCs w:val="20"/>
+              </w:rPr>
+              <w:br/>
+              <w:t xml:space="preserve"/>
+            </w:r>
+            <w:r>
+              <w:rPr>
+                <w:rFonts w:ascii="Arial" w:cs="Arial" w:eastAsia="Arial" w:hAnsi="Arial"/>
+                <w:sz w:val="20"/>
+                <w:szCs w:val="20"/>
+              </w:rPr>
+              <w:br/>
+              <w:t xml:space="preserve"/>
+            </w:r>
+            <w:r>
+              <w:rPr>
+                <w:rFonts w:ascii="Arial" w:cs="Arial" w:eastAsia="Arial" w:hAnsi="Arial"/>
+                <w:b w:val="false"/>
+                <w:bCs w:val="false"/>
+                <w:i w:val="false"/>
+                <w:iCs w:val="false"/>
+                <w:color w:val="000000"/>
+                <w:sz w:val="20"/>
+                <w:szCs w:val="20"/>
+              </w:rPr>
+              <w:t xml:space="preserve">What is one key concept you learned today?</w:t>
+            </w:r>
+            <w:r>
+              <w:rPr>
+                <w:rFonts w:ascii="Arial" w:cs="Arial" w:eastAsia="Arial" w:hAnsi="Arial"/>
+                <w:sz w:val="20"/>
+                <w:szCs w:val="20"/>
+              </w:rPr>
+              <w:br/>
+              <w:t xml:space="preserve"/>
+            </w:r>
+            <w:r>
+              <w:rPr>
+                <w:rFonts w:ascii="Arial" w:cs="Arial" w:eastAsia="Arial" w:hAnsi="Arial"/>
+                <w:sz w:val="20"/>
+                <w:szCs w:val="20"/>
+              </w:rPr>
+              <w:br/>
+              <w:t xml:space="preserve"/>
+            </w:r>
+            <w:r>
+              <w:rPr>
+                <w:rFonts w:ascii="Arial" w:cs="Arial" w:eastAsia="Arial" w:hAnsi="Arial"/>
+                <w:b w:val="false"/>
+                <w:bCs w:val="false"/>
+                <w:i/>
+                <w:iCs/>
+                <w:color w:val="555555"/>
+                <w:sz w:val="20"/>
+                <w:szCs w:val="20"/>
+              </w:rPr>
+              <w:t xml:space="preserve">→ 3–2–1: Name 3 things learned, 2 new vocab words, 1 question you still have.</w:t>
             </w:r>
           </w:p>
         </w:tc>
@@ -489,19 +850,6 @@
                 <w:sz w:val="18"/>
                 <w:szCs w:val="18"/>
               </w:rPr>
-              <w:t xml:space="preserve"># WRONG: assumes file exists</w:t>
-            </w:r>
-          </w:p>
-          <w:p>
-            <w:pPr>
-              <w:spacing w:after="20"/>
-            </w:pPr>
-            <w:r>
-              <w:rPr>
-                <w:rFonts w:ascii="Courier New" w:cs="Courier New" w:eastAsia="Courier New" w:hAnsi="Courier New"/>
-                <w:sz w:val="18"/>
-                <w:szCs w:val="18"/>
-              </w:rPr>
               <w:t xml:space="preserve">with open("data/students.json") as f:</w:t>
             </w:r>
           </w:p>
@@ -541,7 +889,7 @@
                 <w:sz w:val="18"/>
                 <w:szCs w:val="18"/>
               </w:rPr>
-              <w:t xml:space="preserve"># RIGHT: handle missing file</w:t>
+              <w:t xml:space="preserve"> </w:t>
             </w:r>
           </w:p>
           <w:p>
@@ -660,19 +1008,6 @@
                 <w:sz w:val="18"/>
                 <w:szCs w:val="18"/>
               </w:rPr>
-              <w:t xml:space="preserve"># WRONG: can't serialize custom objects directly</w:t>
-            </w:r>
-          </w:p>
-          <w:p>
-            <w:pPr>
-              <w:spacing w:after="20"/>
-            </w:pPr>
-            <w:r>
-              <w:rPr>
-                <w:rFonts w:ascii="Courier New" w:cs="Courier New" w:eastAsia="Courier New" w:hAnsi="Courier New"/>
-                <w:sz w:val="18"/>
-                <w:szCs w:val="18"/>
-              </w:rPr>
               <w:t xml:space="preserve">data = [Student("Alice", 123, 3.8), ...]</w:t>
             </w:r>
           </w:p>
@@ -712,7 +1047,7 @@
                 <w:sz w:val="18"/>
                 <w:szCs w:val="18"/>
               </w:rPr>
-              <w:t xml:space="preserve"># RIGHT: convert to dict first</w:t>
+              <w:t xml:space="preserve"> </w:t>
             </w:r>
           </w:p>
           <w:p>
@@ -792,19 +1127,6 @@
                 <w:sz w:val="18"/>
                 <w:szCs w:val="18"/>
               </w:rPr>
-              <w:t xml:space="preserve"># WRONG: list aliasing</w:t>
-            </w:r>
-          </w:p>
-          <w:p>
-            <w:pPr>
-              <w:spacing w:after="20"/>
-            </w:pPr>
-            <w:r>
-              <w:rPr>
-                <w:rFonts w:ascii="Courier New" w:cs="Courier New" w:eastAsia="Courier New" w:hAnsi="Courier New"/>
-                <w:sz w:val="18"/>
-                <w:szCs w:val="18"/>
-              </w:rPr>
               <w:t xml:space="preserve">def get_top_students(system, count):</w:t>
             </w:r>
           </w:p>
@@ -857,7 +1179,7 @@
                 <w:sz w:val="18"/>
                 <w:szCs w:val="18"/>
               </w:rPr>
-              <w:t xml:space="preserve"># RIGHT: don't modify original</w:t>
+              <w:t xml:space="preserve"> </w:t>
             </w:r>
           </w:p>
           <w:p>

--- a/Coding 2 - year/Unit 7 - Capstone Project/Daily Lesson Plans/Word/Day 8.docx
+++ b/Coding 2 - year/Unit 7 - Capstone Project/Daily Lesson Plans/Word/Day 8.docx
@@ -319,7 +319,7 @@
                 <w:sz w:val="20"/>
                 <w:szCs w:val="20"/>
               </w:rPr>
-              <w:t xml:space="preserve">    What do you remember from last class?</w:t>
+              <w:t xml:space="preserve">    What do you already know about Sprint 1 – Feature Completion &amp; Bug Fixes? Write down at least one thing.</w:t>
             </w:r>
             <w:r>
               <w:rPr>
@@ -350,7 +350,7 @@
                 <w:sz w:val="20"/>
                 <w:szCs w:val="20"/>
               </w:rPr>
-              <w:t xml:space="preserve">What do you think today's topic "Sprint 1 – Feature Completion &amp; Bug Fixes" is about?</w:t>
+              <w:t xml:space="preserve">Today’s Goal: Explore and practice Sprint 1 – Feature Completion &amp; Bug Fixes.</w:t>
             </w:r>
             <w:r>
               <w:rPr>
@@ -746,7 +746,7 @@
                 <w:sz w:val="20"/>
                 <w:szCs w:val="20"/>
               </w:rPr>
-              <w:t xml:space="preserve">What is one key concept you learned today?</w:t>
+              <w:t xml:space="preserve">Name one new thing you learned about Sprint 1 – Feature Completion &amp; Bug Fixes today and one question you still have.</w:t>
             </w:r>
             <w:r>
               <w:rPr>

--- a/Coding 2 - year/Unit 7 - Capstone Project/Daily Lesson Plans/Word/Day 8.docx
+++ b/Coding 2 - year/Unit 7 - Capstone Project/Daily Lesson Plans/Word/Day 8.docx
@@ -342,6 +342,72 @@
             <w:r>
               <w:rPr>
                 <w:rFonts w:ascii="Arial" w:cs="Arial" w:eastAsia="Arial" w:hAnsi="Arial"/>
+                <w:b/>
+                <w:bCs/>
+                <w:i w:val="false"/>
+                <w:iCs w:val="false"/>
+                <w:color w:val="000000"/>
+                <w:sz w:val="20"/>
+                <w:szCs w:val="20"/>
+              </w:rPr>
+              <w:t xml:space="preserve">Vocabulary Preview — </w:t>
+            </w:r>
+            <w:r>
+              <w:rPr>
+                <w:rFonts w:ascii="Arial" w:cs="Arial" w:eastAsia="Arial" w:hAnsi="Arial"/>
+                <w:b w:val="false"/>
+                <w:bCs w:val="false"/>
+                <w:i w:val="false"/>
+                <w:iCs w:val="false"/>
+                <w:color w:val="000000"/>
+                <w:sz w:val="20"/>
+                <w:szCs w:val="20"/>
+              </w:rPr>
+              <w:t xml:space="preserve">terms we'll use today:</w:t>
+            </w:r>
+            <w:r>
+              <w:rPr>
+                <w:rFonts w:ascii="Arial" w:cs="Arial" w:eastAsia="Arial" w:hAnsi="Arial"/>
+                <w:sz w:val="20"/>
+                <w:szCs w:val="20"/>
+              </w:rPr>
+              <w:br/>
+              <w:t xml:space="preserve"/>
+            </w:r>
+            <w:r>
+              <w:rPr>
+                <w:rFonts w:ascii="Arial" w:cs="Arial" w:eastAsia="Arial" w:hAnsi="Arial"/>
+                <w:b w:val="false"/>
+                <w:bCs w:val="false"/>
+                <w:i w:val="false"/>
+                <w:iCs w:val="false"/>
+                <w:color w:val="000000"/>
+                <w:sz w:val="20"/>
+                <w:szCs w:val="20"/>
+              </w:rPr>
+              <w:t xml:space="preserve">    • Minutes 0-5   •   Sprint Standup   •   Minutes 5-50   •   Final Feature Push &amp; Debugging   •   Minutes 50-55   •   Wrap-up &amp; Preparation for Check-In</w:t>
+            </w:r>
+            <w:r>
+              <w:rPr>
+                <w:rFonts w:ascii="Arial" w:cs="Arial" w:eastAsia="Arial" w:hAnsi="Arial"/>
+                <w:sz w:val="20"/>
+                <w:szCs w:val="20"/>
+              </w:rPr>
+              <w:br/>
+              <w:t xml:space="preserve"/>
+            </w:r>
+            <w:r>
+              <w:rPr>
+                <w:rFonts w:ascii="Arial" w:cs="Arial" w:eastAsia="Arial" w:hAnsi="Arial"/>
+                <w:sz w:val="20"/>
+                <w:szCs w:val="20"/>
+              </w:rPr>
+              <w:br/>
+              <w:t xml:space="preserve"/>
+            </w:r>
+            <w:r>
+              <w:rPr>
+                <w:rFonts w:ascii="Arial" w:cs="Arial" w:eastAsia="Arial" w:hAnsi="Arial"/>
                 <w:b w:val="false"/>
                 <w:bCs w:val="false"/>
                 <w:i/>
@@ -474,6 +540,310 @@
             <w:r>
               <w:rPr>
                 <w:rFonts w:ascii="Arial" w:cs="Arial" w:eastAsia="Arial" w:hAnsi="Arial"/>
+                <w:b w:val="false"/>
+                <w:bCs w:val="false"/>
+                <w:i w:val="false"/>
+                <w:iCs w:val="false"/>
+                <w:color w:val="000000"/>
+                <w:sz w:val="20"/>
+                <w:szCs w:val="20"/>
+              </w:rPr>
+              <w:t xml:space="preserve">Sprint 1 ends tomorrow with a check-in. Today you finish any incomplete features and squash bugs. By end of day, your core features should all be working. This is your last chance before Sprint 1 review, so be thorough.</w:t>
+            </w:r>
+            <w:r>
+              <w:rPr>
+                <w:rFonts w:ascii="Arial" w:cs="Arial" w:eastAsia="Arial" w:hAnsi="Arial"/>
+                <w:sz w:val="20"/>
+                <w:szCs w:val="20"/>
+              </w:rPr>
+              <w:br/>
+              <w:t xml:space="preserve"/>
+            </w:r>
+            <w:r>
+              <w:rPr>
+                <w:rFonts w:ascii="Arial" w:cs="Arial" w:eastAsia="Arial" w:hAnsi="Arial"/>
+                <w:b w:val="false"/>
+                <w:bCs w:val="false"/>
+                <w:i w:val="false"/>
+                <w:iCs w:val="false"/>
+                <w:color w:val="000000"/>
+                <w:sz w:val="20"/>
+                <w:szCs w:val="20"/>
+              </w:rPr>
+              <w:t xml:space="preserve">Minutes 5-50: Final Feature Push &amp; Debugging</w:t>
+            </w:r>
+            <w:r>
+              <w:rPr>
+                <w:rFonts w:ascii="Arial" w:cs="Arial" w:eastAsia="Arial" w:hAnsi="Arial"/>
+                <w:sz w:val="20"/>
+                <w:szCs w:val="20"/>
+              </w:rPr>
+              <w:br/>
+              <w:t xml:space="preserve"/>
+            </w:r>
+            <w:r>
+              <w:rPr>
+                <w:rFonts w:ascii="Arial" w:cs="Arial" w:eastAsia="Arial" w:hAnsi="Arial"/>
+                <w:sz w:val="20"/>
+                <w:szCs w:val="20"/>
+              </w:rPr>
+              <w:br/>
+              <w:t xml:space="preserve"/>
+            </w:r>
+            <w:r>
+              <w:rPr>
+                <w:rFonts w:ascii="Arial" w:cs="Arial" w:eastAsia="Arial" w:hAnsi="Arial"/>
+                <w:b/>
+                <w:bCs/>
+                <w:i w:val="false"/>
+                <w:iCs w:val="false"/>
+                <w:color w:val="000000"/>
+                <w:sz w:val="20"/>
+                <w:szCs w:val="20"/>
+              </w:rPr>
+              <w:t xml:space="preserve">Key Concepts:</w:t>
+            </w:r>
+            <w:r>
+              <w:rPr>
+                <w:rFonts w:ascii="Arial" w:cs="Arial" w:eastAsia="Arial" w:hAnsi="Arial"/>
+                <w:sz w:val="20"/>
+                <w:szCs w:val="20"/>
+              </w:rPr>
+              <w:br/>
+              <w:t xml:space="preserve"/>
+            </w:r>
+            <w:r>
+              <w:rPr>
+                <w:rFonts w:ascii="Arial" w:cs="Arial" w:eastAsia="Arial" w:hAnsi="Arial"/>
+                <w:b w:val="false"/>
+                <w:bCs w:val="false"/>
+                <w:i w:val="false"/>
+                <w:iCs w:val="false"/>
+                <w:color w:val="000000"/>
+                <w:sz w:val="20"/>
+                <w:szCs w:val="20"/>
+              </w:rPr>
+              <w:t xml:space="preserve">    • What features are done? What's left?</w:t>
+            </w:r>
+            <w:r>
+              <w:rPr>
+                <w:rFonts w:ascii="Arial" w:cs="Arial" w:eastAsia="Arial" w:hAnsi="Arial"/>
+                <w:sz w:val="20"/>
+                <w:szCs w:val="20"/>
+              </w:rPr>
+              <w:br/>
+              <w:t xml:space="preserve"/>
+            </w:r>
+            <w:r>
+              <w:rPr>
+                <w:rFonts w:ascii="Arial" w:cs="Arial" w:eastAsia="Arial" w:hAnsi="Arial"/>
+                <w:b w:val="false"/>
+                <w:bCs w:val="false"/>
+                <w:i w:val="false"/>
+                <w:iCs w:val="false"/>
+                <w:color w:val="000000"/>
+                <w:sz w:val="20"/>
+                <w:szCs w:val="20"/>
+              </w:rPr>
+              <w:t xml:space="preserve">    • Identify blockers: is anything stuck? Need help?</w:t>
+            </w:r>
+            <w:r>
+              <w:rPr>
+                <w:rFonts w:ascii="Arial" w:cs="Arial" w:eastAsia="Arial" w:hAnsi="Arial"/>
+                <w:sz w:val="20"/>
+                <w:szCs w:val="20"/>
+              </w:rPr>
+              <w:br/>
+              <w:t xml:space="preserve"/>
+            </w:r>
+            <w:r>
+              <w:rPr>
+                <w:rFonts w:ascii="Arial" w:cs="Arial" w:eastAsia="Arial" w:hAnsi="Arial"/>
+                <w:b w:val="false"/>
+                <w:bCs w:val="false"/>
+                <w:i w:val="false"/>
+                <w:iCs w:val="false"/>
+                <w:color w:val="000000"/>
+                <w:sz w:val="20"/>
+                <w:szCs w:val="20"/>
+              </w:rPr>
+              <w:t xml:space="preserve">    • Teacher: last-minute help and debugging support available</w:t>
+            </w:r>
+            <w:r>
+              <w:rPr>
+                <w:rFonts w:ascii="Arial" w:cs="Arial" w:eastAsia="Arial" w:hAnsi="Arial"/>
+                <w:sz w:val="20"/>
+                <w:szCs w:val="20"/>
+              </w:rPr>
+              <w:br/>
+              <w:t xml:space="preserve"/>
+            </w:r>
+            <w:r>
+              <w:rPr>
+                <w:rFonts w:ascii="Arial" w:cs="Arial" w:eastAsia="Arial" w:hAnsi="Arial"/>
+                <w:b w:val="false"/>
+                <w:bCs w:val="false"/>
+                <w:i w:val="false"/>
+                <w:iCs w:val="false"/>
+                <w:color w:val="000000"/>
+                <w:sz w:val="20"/>
+                <w:szCs w:val="20"/>
+              </w:rPr>
+              <w:t xml:space="preserve">    • Complete any unfinished features</w:t>
+            </w:r>
+            <w:r>
+              <w:rPr>
+                <w:rFonts w:ascii="Arial" w:cs="Arial" w:eastAsia="Arial" w:hAnsi="Arial"/>
+                <w:sz w:val="20"/>
+                <w:szCs w:val="20"/>
+              </w:rPr>
+              <w:br/>
+              <w:t xml:space="preserve"/>
+            </w:r>
+            <w:r>
+              <w:rPr>
+                <w:rFonts w:ascii="Arial" w:cs="Arial" w:eastAsia="Arial" w:hAnsi="Arial"/>
+                <w:b w:val="false"/>
+                <w:bCs w:val="false"/>
+                <w:i w:val="false"/>
+                <w:iCs w:val="false"/>
+                <w:color w:val="000000"/>
+                <w:sz w:val="20"/>
+                <w:szCs w:val="20"/>
+              </w:rPr>
+              <w:t xml:space="preserve">    • Test thoroughly: run through multiple scenarios</w:t>
+            </w:r>
+            <w:r>
+              <w:rPr>
+                <w:rFonts w:ascii="Arial" w:cs="Arial" w:eastAsia="Arial" w:hAnsi="Arial"/>
+                <w:sz w:val="20"/>
+                <w:szCs w:val="20"/>
+              </w:rPr>
+              <w:br/>
+              <w:t xml:space="preserve"/>
+            </w:r>
+            <w:r>
+              <w:rPr>
+                <w:rFonts w:ascii="Arial" w:cs="Arial" w:eastAsia="Arial" w:hAnsi="Arial"/>
+                <w:b w:val="false"/>
+                <w:bCs w:val="false"/>
+                <w:i w:val="false"/>
+                <w:iCs w:val="false"/>
+                <w:color w:val="000000"/>
+                <w:sz w:val="20"/>
+                <w:szCs w:val="20"/>
+              </w:rPr>
+              <w:t xml:space="preserve">    • Fix bugs as you find them</w:t>
+            </w:r>
+            <w:r>
+              <w:rPr>
+                <w:rFonts w:ascii="Arial" w:cs="Arial" w:eastAsia="Arial" w:hAnsi="Arial"/>
+                <w:sz w:val="20"/>
+                <w:szCs w:val="20"/>
+              </w:rPr>
+              <w:br/>
+              <w:t xml:space="preserve"/>
+            </w:r>
+            <w:r>
+              <w:rPr>
+                <w:rFonts w:ascii="Arial" w:cs="Arial" w:eastAsia="Arial" w:hAnsi="Arial"/>
+                <w:b w:val="false"/>
+                <w:bCs w:val="false"/>
+                <w:i w:val="false"/>
+                <w:iCs w:val="false"/>
+                <w:color w:val="000000"/>
+                <w:sz w:val="20"/>
+                <w:szCs w:val="20"/>
+              </w:rPr>
+              <w:t xml:space="preserve">    • Add comments and improve code readability</w:t>
+            </w:r>
+            <w:r>
+              <w:rPr>
+                <w:rFonts w:ascii="Arial" w:cs="Arial" w:eastAsia="Arial" w:hAnsi="Arial"/>
+                <w:sz w:val="20"/>
+                <w:szCs w:val="20"/>
+              </w:rPr>
+              <w:br/>
+              <w:t xml:space="preserve"/>
+            </w:r>
+            <w:r>
+              <w:rPr>
+                <w:rFonts w:ascii="Arial" w:cs="Arial" w:eastAsia="Arial" w:hAnsi="Arial"/>
+                <w:b w:val="false"/>
+                <w:bCs w:val="false"/>
+                <w:i w:val="false"/>
+                <w:iCs w:val="false"/>
+                <w:color w:val="000000"/>
+                <w:sz w:val="20"/>
+                <w:szCs w:val="20"/>
+              </w:rPr>
+              <w:t xml:space="preserve">    • Consider: Is your code ready for someone else to read?</w:t>
+            </w:r>
+            <w:r>
+              <w:rPr>
+                <w:rFonts w:ascii="Arial" w:cs="Arial" w:eastAsia="Arial" w:hAnsi="Arial"/>
+                <w:sz w:val="20"/>
+                <w:szCs w:val="20"/>
+              </w:rPr>
+              <w:br/>
+              <w:t xml:space="preserve"/>
+            </w:r>
+            <w:r>
+              <w:rPr>
+                <w:rFonts w:ascii="Arial" w:cs="Arial" w:eastAsia="Arial" w:hAnsi="Arial"/>
+                <w:sz w:val="20"/>
+                <w:szCs w:val="20"/>
+              </w:rPr>
+              <w:br/>
+              <w:t xml:space="preserve"/>
+            </w:r>
+            <w:r>
+              <w:rPr>
+                <w:rFonts w:ascii="Arial" w:cs="Arial" w:eastAsia="Arial" w:hAnsi="Arial"/>
+                <w:b/>
+                <w:bCs/>
+                <w:i w:val="false"/>
+                <w:iCs w:val="false"/>
+                <w:color w:val="000000"/>
+                <w:sz w:val="20"/>
+                <w:szCs w:val="20"/>
+              </w:rPr>
+              <w:t xml:space="preserve">Vocabulary: </w:t>
+            </w:r>
+            <w:r>
+              <w:rPr>
+                <w:rFonts w:ascii="Arial" w:cs="Arial" w:eastAsia="Arial" w:hAnsi="Arial"/>
+                <w:b w:val="false"/>
+                <w:bCs w:val="false"/>
+                <w:i w:val="false"/>
+                <w:iCs w:val="false"/>
+                <w:color w:val="000000"/>
+                <w:sz w:val="20"/>
+                <w:szCs w:val="20"/>
+              </w:rPr>
+              <w:t xml:space="preserve">Minutes 0-5, Sprint Standup, Minutes 5-50, Final Feature Push &amp; Debugging, Minutes 50-55, Wrap-up &amp; Preparation for Check-In</w:t>
+            </w:r>
+            <w:r>
+              <w:rPr>
+                <w:rFonts w:ascii="Arial" w:cs="Arial" w:eastAsia="Arial" w:hAnsi="Arial"/>
+                <w:sz w:val="20"/>
+                <w:szCs w:val="20"/>
+              </w:rPr>
+              <w:br/>
+              <w:t xml:space="preserve"/>
+            </w:r>
+            <w:r>
+              <w:rPr>
+                <w:rFonts w:ascii="Arial" w:cs="Arial" w:eastAsia="Arial" w:hAnsi="Arial"/>
+                <w:sz w:val="20"/>
+                <w:szCs w:val="20"/>
+              </w:rPr>
+              <w:br/>
+              <w:t xml:space="preserve"/>
+            </w:r>
+            <w:r>
+              <w:rPr>
+                <w:rFonts w:ascii="Arial" w:cs="Arial" w:eastAsia="Arial" w:hAnsi="Arial"/>
                 <w:b/>
                 <w:bCs/>
                 <w:i/>
@@ -561,7 +931,7 @@
                 <w:sz w:val="20"/>
                 <w:szCs w:val="20"/>
               </w:rPr>
-              <w:t xml:space="preserve">15–20 min</w:t>
+              <w:t xml:space="preserve">15 min</w:t>
             </w:r>
           </w:p>
         </w:tc>
@@ -596,7 +966,16 @@
                 <w:sz w:val="22"/>
                 <w:szCs w:val="22"/>
               </w:rPr>
-              <w:t xml:space="preserve">Independent Practice / Code Along</w:t>
+              <w:t xml:space="preserve">Guided Practice</w:t>
+            </w:r>
+            <w:r>
+              <w:rPr>
+                <w:rFonts w:ascii="Arial" w:cs="Arial" w:eastAsia="Arial" w:hAnsi="Arial"/>
+                <w:sz w:val="20"/>
+                <w:szCs w:val="20"/>
+              </w:rPr>
+              <w:br/>
+              <w:t xml:space="preserve"/>
             </w:r>
             <w:r>
               <w:rPr>
@@ -618,7 +997,11 @@
                 <w:sz w:val="20"/>
                 <w:szCs w:val="20"/>
               </w:rPr>
-              <w:t xml:space="preserve">    Work through problems from the day's exercise set.</w:t>
+              <w:t xml:space="preserve">- [ ] All Sprint 1 features complete and working
+- [ ] Major bugs fixed
+- [ ] Code cleaned up and commented
+- [ ] Demo prepared for Day 9 check-in
+- [ ] All code saved/committed</w:t>
             </w:r>
             <w:r>
               <w:rPr>
@@ -649,7 +1032,7 @@
                 <w:sz w:val="20"/>
                 <w:szCs w:val="20"/>
               </w:rPr>
-              <w:t xml:space="preserve">→ Teacher circulates — offer hints, check for understanding.</w:t>
+              <w:t xml:space="preserve">→ Teacher models — students try alongside, then compare results.</w:t>
             </w:r>
           </w:p>
         </w:tc>
@@ -680,7 +1063,7 @@
                 <w:sz w:val="20"/>
                 <w:szCs w:val="20"/>
               </w:rPr>
-              <w:t xml:space="preserve">5 min</w:t>
+              <w:t xml:space="preserve">15–20 min</w:t>
             </w:r>
           </w:p>
         </w:tc>
@@ -715,16 +1098,7 @@
                 <w:sz w:val="22"/>
                 <w:szCs w:val="22"/>
               </w:rPr>
-              <w:t xml:space="preserve">Exit Ticket / Wrap-Up</w:t>
-            </w:r>
-            <w:r>
-              <w:rPr>
-                <w:rFonts w:ascii="Arial" w:cs="Arial" w:eastAsia="Arial" w:hAnsi="Arial"/>
-                <w:sz w:val="20"/>
-                <w:szCs w:val="20"/>
-              </w:rPr>
-              <w:br/>
-              <w:t xml:space="preserve"/>
+              <w:t xml:space="preserve">Independent Practice / Code Along</w:t>
             </w:r>
             <w:r>
               <w:rPr>
@@ -746,7 +1120,29 @@
                 <w:sz w:val="20"/>
                 <w:szCs w:val="20"/>
               </w:rPr>
-              <w:t xml:space="preserve">Name one new thing you learned about Sprint 1 – Feature Completion &amp; Bug Fixes today and one question you still have.</w:t>
+              <w:t xml:space="preserve">    Students work independently on their projects, following the checklist.</w:t>
+            </w:r>
+            <w:r>
+              <w:rPr>
+                <w:rFonts w:ascii="Arial" w:cs="Arial" w:eastAsia="Arial" w:hAnsi="Arial"/>
+                <w:sz w:val="20"/>
+                <w:szCs w:val="20"/>
+              </w:rPr>
+              <w:br/>
+              <w:t xml:space="preserve"/>
+            </w:r>
+            <w:r>
+              <w:rPr>
+                <w:rFonts w:ascii="Arial" w:cs="Arial" w:eastAsia="Arial" w:hAnsi="Arial"/>
+                <w:b w:val="false"/>
+                <w:bCs w:val="false"/>
+                <w:i w:val="false"/>
+                <w:iCs w:val="false"/>
+                <w:color w:val="000000"/>
+                <w:sz w:val="20"/>
+                <w:szCs w:val="20"/>
+              </w:rPr>
+              <w:t xml:space="preserve">    Check in with each student to review progress and unblock issues.</w:t>
             </w:r>
             <w:r>
               <w:rPr>
@@ -777,6 +1173,134 @@
                 <w:sz w:val="20"/>
                 <w:szCs w:val="20"/>
               </w:rPr>
+              <w:t xml:space="preserve">→ Teacher circulates — offer hints, check for understanding.</w:t>
+            </w:r>
+          </w:p>
+        </w:tc>
+      </w:tr>
+      <w:tr>
+        <w:tc>
+          <w:tcPr>
+            <w:tcW w:type="dxa" w:w="1800"/>
+            <w:tcBorders>
+              <w:top w:val="single" w:color="CCCCCC" w:sz="1"/>
+              <w:left w:val="single" w:color="CCCCCC" w:sz="1"/>
+              <w:bottom w:val="single" w:color="CCCCCC" w:sz="1"/>
+              <w:right w:val="single" w:color="CCCCCC" w:sz="1"/>
+            </w:tcBorders>
+            <w:tcMar>
+              <w:top w:type="dxa" w:w="80"/>
+              <w:left w:type="dxa" w:w="120"/>
+              <w:bottom w:type="dxa" w:w="80"/>
+              <w:right w:type="dxa" w:w="120"/>
+            </w:tcMar>
+          </w:tcPr>
+          <w:p>
+            <w:r>
+              <w:rPr>
+                <w:rFonts w:ascii="Arial" w:cs="Arial" w:eastAsia="Arial" w:hAnsi="Arial"/>
+                <w:b/>
+                <w:bCs/>
+                <w:sz w:val="20"/>
+                <w:szCs w:val="20"/>
+              </w:rPr>
+              <w:t xml:space="preserve">5 min</w:t>
+            </w:r>
+          </w:p>
+        </w:tc>
+        <w:tc>
+          <w:tcPr>
+            <w:tcW w:type="dxa" w:w="7560"/>
+            <w:tcBorders>
+              <w:top w:val="single" w:color="CCCCCC" w:sz="1"/>
+              <w:left w:val="single" w:color="CCCCCC" w:sz="1"/>
+              <w:bottom w:val="single" w:color="CCCCCC" w:sz="1"/>
+              <w:right w:val="single" w:color="CCCCCC" w:sz="1"/>
+            </w:tcBorders>
+            <w:tcMar>
+              <w:top w:type="dxa" w:w="80"/>
+              <w:left w:type="dxa" w:w="120"/>
+              <w:bottom w:type="dxa" w:w="80"/>
+              <w:right w:type="dxa" w:w="120"/>
+            </w:tcMar>
+          </w:tcPr>
+          <w:p>
+            <w:pPr>
+              <w:spacing w:after="80" w:before="80"/>
+            </w:pPr>
+            <w:r>
+              <w:rPr>
+                <w:rFonts w:ascii="Arial" w:cs="Arial" w:eastAsia="Arial" w:hAnsi="Arial"/>
+                <w:b/>
+                <w:bCs/>
+                <w:i w:val="false"/>
+                <w:iCs w:val="false"/>
+                <w:color w:val="000000"/>
+                <w:sz w:val="22"/>
+                <w:szCs w:val="22"/>
+              </w:rPr>
+              <w:t xml:space="preserve">Exit Ticket / Wrap-Up</w:t>
+            </w:r>
+            <w:r>
+              <w:rPr>
+                <w:rFonts w:ascii="Arial" w:cs="Arial" w:eastAsia="Arial" w:hAnsi="Arial"/>
+                <w:sz w:val="20"/>
+                <w:szCs w:val="20"/>
+              </w:rPr>
+              <w:br/>
+              <w:t xml:space="preserve"/>
+            </w:r>
+            <w:r>
+              <w:rPr>
+                <w:rFonts w:ascii="Arial" w:cs="Arial" w:eastAsia="Arial" w:hAnsi="Arial"/>
+                <w:sz w:val="20"/>
+                <w:szCs w:val="20"/>
+              </w:rPr>
+              <w:br/>
+              <w:t xml:space="preserve"/>
+            </w:r>
+            <w:r>
+              <w:rPr>
+                <w:rFonts w:ascii="Arial" w:cs="Arial" w:eastAsia="Arial" w:hAnsi="Arial"/>
+                <w:b w:val="false"/>
+                <w:bCs w:val="false"/>
+                <w:i w:val="false"/>
+                <w:iCs w:val="false"/>
+                <w:color w:val="000000"/>
+                <w:sz w:val="20"/>
+                <w:szCs w:val="20"/>
+              </w:rPr>
+              <w:t xml:space="preserve">Name one new thing you learned about Sprint 1 – Feature Completion &amp; Bug Fixes today and one question you still have.</w:t>
+            </w:r>
+            <w:r>
+              <w:rPr>
+                <w:rFonts w:ascii="Arial" w:cs="Arial" w:eastAsia="Arial" w:hAnsi="Arial"/>
+                <w:sz w:val="20"/>
+                <w:szCs w:val="20"/>
+              </w:rPr>
+              <w:br/>
+              <w:t xml:space="preserve"/>
+            </w:r>
+            <w:r>
+              <w:rPr>
+                <w:rFonts w:ascii="Arial" w:cs="Arial" w:eastAsia="Arial" w:hAnsi="Arial"/>
+                <w:sz w:val="20"/>
+                <w:szCs w:val="20"/>
+              </w:rPr>
+              <w:br/>
+              <w:t xml:space="preserve"/>
+            </w:r>
+            <w:r>
+              <w:rPr>
+                <w:rFonts w:ascii="Arial" w:cs="Arial" w:eastAsia="Arial" w:hAnsi="Arial"/>
+                <w:b w:val="false"/>
+                <w:bCs w:val="false"/>
+                <w:i/>
+                <w:iCs/>
+                <w:color w:val="555555"/>
+                <w:sz w:val="20"/>
+                <w:szCs w:val="20"/>
+              </w:rPr>
               <w:t xml:space="preserve">→ 3–2–1: Name 3 things learned, 2 new vocab words, 1 question you still have.</w:t>
             </w:r>
           </w:p>
@@ -786,6 +1310,697 @@
     <w:p>
       <w:pPr>
         <w:spacing w:after="200"/>
+      </w:pPr>
+    </w:p>
+    <w:p>
+      <w:pPr>
+        <w:pBdr>
+          <w:bottom w:val="single" w:color="1B7A4A" w:sz="4" w:space="4"/>
+        </w:pBdr>
+        <w:spacing w:after="100" w:before="120"/>
+      </w:pPr>
+      <w:r>
+        <w:rPr>
+          <w:rFonts w:ascii="Arial" w:cs="Arial" w:eastAsia="Arial" w:hAnsi="Arial"/>
+          <w:b/>
+          <w:bCs/>
+          <w:color w:val="1B7A4A"/>
+          <w:sz w:val="24"/>
+          <w:szCs w:val="24"/>
+        </w:rPr>
+        <w:t xml:space="preserve">Key Concepts</w:t>
+      </w:r>
+    </w:p>
+    <w:p>
+      <w:pPr>
+        <w:spacing w:after="60"/>
+      </w:pPr>
+      <w:r>
+        <w:rPr>
+          <w:rFonts w:ascii="Arial" w:cs="Arial" w:eastAsia="Arial" w:hAnsi="Arial"/>
+          <w:sz w:val="20"/>
+          <w:szCs w:val="20"/>
+        </w:rPr>
+        <w:t xml:space="preserve">Sprint 1 ends tomorrow with a check-in. Today you finish any incomplete features and squash bugs. By end of day, your core features should all be working. This is your last chance before Sprint 1 review, so be thorough.</w:t>
+      </w:r>
+    </w:p>
+    <w:p>
+      <w:pPr>
+        <w:spacing w:after="60"/>
+      </w:pPr>
+      <w:r>
+        <w:rPr>
+          <w:rFonts w:ascii="Arial" w:cs="Arial" w:eastAsia="Arial" w:hAnsi="Arial"/>
+          <w:sz w:val="20"/>
+          <w:szCs w:val="20"/>
+        </w:rPr>
+        <w:t xml:space="preserve">Minutes 0-5: Sprint Standup</w:t>
+      </w:r>
+    </w:p>
+    <w:p>
+      <w:pPr>
+        <w:spacing w:after="60"/>
+        <w:ind w:left="360"/>
+      </w:pPr>
+      <w:r>
+        <w:rPr>
+          <w:rFonts w:ascii="Arial" w:cs="Arial" w:eastAsia="Arial" w:hAnsi="Arial"/>
+          <w:sz w:val="20"/>
+          <w:szCs w:val="20"/>
+        </w:rPr>
+        <w:t xml:space="preserve">• </w:t>
+      </w:r>
+      <w:r>
+        <w:rPr>
+          <w:rFonts w:ascii="Arial" w:cs="Arial" w:eastAsia="Arial" w:hAnsi="Arial"/>
+          <w:sz w:val="20"/>
+          <w:szCs w:val="20"/>
+        </w:rPr>
+        <w:t xml:space="preserve">What features are done? What's left?</w:t>
+      </w:r>
+    </w:p>
+    <w:p>
+      <w:pPr>
+        <w:spacing w:after="60"/>
+        <w:ind w:left="360"/>
+      </w:pPr>
+      <w:r>
+        <w:rPr>
+          <w:rFonts w:ascii="Arial" w:cs="Arial" w:eastAsia="Arial" w:hAnsi="Arial"/>
+          <w:sz w:val="20"/>
+          <w:szCs w:val="20"/>
+        </w:rPr>
+        <w:t xml:space="preserve">• </w:t>
+      </w:r>
+      <w:r>
+        <w:rPr>
+          <w:rFonts w:ascii="Arial" w:cs="Arial" w:eastAsia="Arial" w:hAnsi="Arial"/>
+          <w:sz w:val="20"/>
+          <w:szCs w:val="20"/>
+        </w:rPr>
+        <w:t xml:space="preserve">Identify blockers: is anything stuck? Need help?</w:t>
+      </w:r>
+    </w:p>
+    <w:p>
+      <w:pPr>
+        <w:spacing w:after="60"/>
+        <w:ind w:left="360"/>
+      </w:pPr>
+      <w:r>
+        <w:rPr>
+          <w:rFonts w:ascii="Arial" w:cs="Arial" w:eastAsia="Arial" w:hAnsi="Arial"/>
+          <w:sz w:val="20"/>
+          <w:szCs w:val="20"/>
+        </w:rPr>
+        <w:t xml:space="preserve">• </w:t>
+      </w:r>
+      <w:r>
+        <w:rPr>
+          <w:rFonts w:ascii="Arial" w:cs="Arial" w:eastAsia="Arial" w:hAnsi="Arial"/>
+          <w:sz w:val="20"/>
+          <w:szCs w:val="20"/>
+        </w:rPr>
+        <w:t xml:space="preserve">Teacher: last-minute help and debugging support available</w:t>
+      </w:r>
+    </w:p>
+    <w:p>
+      <w:pPr>
+        <w:spacing w:after="60"/>
+      </w:pPr>
+      <w:r>
+        <w:rPr>
+          <w:rFonts w:ascii="Arial" w:cs="Arial" w:eastAsia="Arial" w:hAnsi="Arial"/>
+          <w:sz w:val="20"/>
+          <w:szCs w:val="20"/>
+        </w:rPr>
+        <w:t xml:space="preserve">Minutes 5-50: Final Feature Push &amp; Debugging</w:t>
+      </w:r>
+    </w:p>
+    <w:p>
+      <w:pPr>
+        <w:spacing w:after="60"/>
+        <w:ind w:left="360"/>
+      </w:pPr>
+      <w:r>
+        <w:rPr>
+          <w:rFonts w:ascii="Arial" w:cs="Arial" w:eastAsia="Arial" w:hAnsi="Arial"/>
+          <w:sz w:val="20"/>
+          <w:szCs w:val="20"/>
+        </w:rPr>
+        <w:t xml:space="preserve">• </w:t>
+      </w:r>
+      <w:r>
+        <w:rPr>
+          <w:rFonts w:ascii="Arial" w:cs="Arial" w:eastAsia="Arial" w:hAnsi="Arial"/>
+          <w:sz w:val="20"/>
+          <w:szCs w:val="20"/>
+        </w:rPr>
+        <w:t xml:space="preserve">Complete any unfinished features</w:t>
+      </w:r>
+    </w:p>
+    <w:p>
+      <w:pPr>
+        <w:spacing w:after="60"/>
+        <w:ind w:left="360"/>
+      </w:pPr>
+      <w:r>
+        <w:rPr>
+          <w:rFonts w:ascii="Arial" w:cs="Arial" w:eastAsia="Arial" w:hAnsi="Arial"/>
+          <w:sz w:val="20"/>
+          <w:szCs w:val="20"/>
+        </w:rPr>
+        <w:t xml:space="preserve">• </w:t>
+      </w:r>
+      <w:r>
+        <w:rPr>
+          <w:rFonts w:ascii="Arial" w:cs="Arial" w:eastAsia="Arial" w:hAnsi="Arial"/>
+          <w:sz w:val="20"/>
+          <w:szCs w:val="20"/>
+        </w:rPr>
+        <w:t xml:space="preserve">Test thoroughly: run through multiple scenarios</w:t>
+      </w:r>
+    </w:p>
+    <w:p>
+      <w:pPr>
+        <w:spacing w:after="60"/>
+        <w:ind w:left="360"/>
+      </w:pPr>
+      <w:r>
+        <w:rPr>
+          <w:rFonts w:ascii="Arial" w:cs="Arial" w:eastAsia="Arial" w:hAnsi="Arial"/>
+          <w:sz w:val="20"/>
+          <w:szCs w:val="20"/>
+        </w:rPr>
+        <w:t xml:space="preserve">• </w:t>
+      </w:r>
+      <w:r>
+        <w:rPr>
+          <w:rFonts w:ascii="Arial" w:cs="Arial" w:eastAsia="Arial" w:hAnsi="Arial"/>
+          <w:sz w:val="20"/>
+          <w:szCs w:val="20"/>
+        </w:rPr>
+        <w:t xml:space="preserve">Fix bugs as you find them</w:t>
+      </w:r>
+    </w:p>
+    <w:p>
+      <w:pPr>
+        <w:spacing w:after="60"/>
+        <w:ind w:left="360"/>
+      </w:pPr>
+      <w:r>
+        <w:rPr>
+          <w:rFonts w:ascii="Arial" w:cs="Arial" w:eastAsia="Arial" w:hAnsi="Arial"/>
+          <w:sz w:val="20"/>
+          <w:szCs w:val="20"/>
+        </w:rPr>
+        <w:t xml:space="preserve">• </w:t>
+      </w:r>
+      <w:r>
+        <w:rPr>
+          <w:rFonts w:ascii="Arial" w:cs="Arial" w:eastAsia="Arial" w:hAnsi="Arial"/>
+          <w:sz w:val="20"/>
+          <w:szCs w:val="20"/>
+        </w:rPr>
+        <w:t xml:space="preserve">Add comments and improve code readability</w:t>
+      </w:r>
+    </w:p>
+    <w:p>
+      <w:pPr>
+        <w:spacing w:after="60"/>
+        <w:ind w:left="360"/>
+      </w:pPr>
+      <w:r>
+        <w:rPr>
+          <w:rFonts w:ascii="Arial" w:cs="Arial" w:eastAsia="Arial" w:hAnsi="Arial"/>
+          <w:sz w:val="20"/>
+          <w:szCs w:val="20"/>
+        </w:rPr>
+        <w:t xml:space="preserve">• </w:t>
+      </w:r>
+      <w:r>
+        <w:rPr>
+          <w:rFonts w:ascii="Arial" w:cs="Arial" w:eastAsia="Arial" w:hAnsi="Arial"/>
+          <w:sz w:val="20"/>
+          <w:szCs w:val="20"/>
+        </w:rPr>
+        <w:t xml:space="preserve">Consider: Is your code ready for someone else to read?</w:t>
+      </w:r>
+    </w:p>
+    <w:p>
+      <w:pPr>
+        <w:spacing w:after="60"/>
+      </w:pPr>
+      <w:r>
+        <w:rPr>
+          <w:rFonts w:ascii="Arial" w:cs="Arial" w:eastAsia="Arial" w:hAnsi="Arial"/>
+          <w:sz w:val="20"/>
+          <w:szCs w:val="20"/>
+        </w:rPr>
+        <w:t xml:space="preserve">Minutes 50-55: Wrap-up &amp; Preparation for Check-In</w:t>
+      </w:r>
+    </w:p>
+    <w:p>
+      <w:pPr>
+        <w:spacing w:after="60"/>
+        <w:ind w:left="360"/>
+      </w:pPr>
+      <w:r>
+        <w:rPr>
+          <w:rFonts w:ascii="Arial" w:cs="Arial" w:eastAsia="Arial" w:hAnsi="Arial"/>
+          <w:sz w:val="20"/>
+          <w:szCs w:val="20"/>
+        </w:rPr>
+        <w:t xml:space="preserve">• </w:t>
+      </w:r>
+      <w:r>
+        <w:rPr>
+          <w:rFonts w:ascii="Arial" w:cs="Arial" w:eastAsia="Arial" w:hAnsi="Arial"/>
+          <w:sz w:val="20"/>
+          <w:szCs w:val="20"/>
+        </w:rPr>
+        <w:t xml:space="preserve">Make sure all code is committed/saved</w:t>
+      </w:r>
+    </w:p>
+    <w:p>
+      <w:pPr>
+        <w:spacing w:after="60"/>
+        <w:ind w:left="360"/>
+      </w:pPr>
+      <w:r>
+        <w:rPr>
+          <w:rFonts w:ascii="Arial" w:cs="Arial" w:eastAsia="Arial" w:hAnsi="Arial"/>
+          <w:sz w:val="20"/>
+          <w:szCs w:val="20"/>
+        </w:rPr>
+        <w:t xml:space="preserve">• </w:t>
+      </w:r>
+      <w:r>
+        <w:rPr>
+          <w:rFonts w:ascii="Arial" w:cs="Arial" w:eastAsia="Arial" w:hAnsi="Arial"/>
+          <w:sz w:val="20"/>
+          <w:szCs w:val="20"/>
+        </w:rPr>
+        <w:t xml:space="preserve">Prepare a quick demo of your app for tomorrow</w:t>
+      </w:r>
+    </w:p>
+    <w:p>
+      <w:pPr>
+        <w:spacing w:after="60"/>
+        <w:ind w:left="360"/>
+      </w:pPr>
+      <w:r>
+        <w:rPr>
+          <w:rFonts w:ascii="Arial" w:cs="Arial" w:eastAsia="Arial" w:hAnsi="Arial"/>
+          <w:sz w:val="20"/>
+          <w:szCs w:val="20"/>
+        </w:rPr>
+        <w:t xml:space="preserve">• </w:t>
+      </w:r>
+      <w:r>
+        <w:rPr>
+          <w:rFonts w:ascii="Arial" w:cs="Arial" w:eastAsia="Arial" w:hAnsi="Arial"/>
+          <w:sz w:val="20"/>
+          <w:szCs w:val="20"/>
+        </w:rPr>
+        <w:t xml:space="preserve">Jot down any bugs or limitations you found</w:t>
+      </w:r>
+    </w:p>
+    <w:p>
+      <w:pPr>
+        <w:spacing w:after="60"/>
+        <w:ind w:left="360"/>
+      </w:pPr>
+      <w:r>
+        <w:rPr>
+          <w:rFonts w:ascii="Arial" w:cs="Arial" w:eastAsia="Arial" w:hAnsi="Arial"/>
+          <w:sz w:val="20"/>
+          <w:szCs w:val="20"/>
+        </w:rPr>
+        <w:t xml:space="preserve">• </w:t>
+      </w:r>
+      <w:r>
+        <w:rPr>
+          <w:rFonts w:ascii="Arial" w:cs="Arial" w:eastAsia="Arial" w:hAnsi="Arial"/>
+          <w:sz w:val="20"/>
+          <w:szCs w:val="20"/>
+        </w:rPr>
+        <w:t xml:space="preserve">Fill out progress tracker</w:t>
+      </w:r>
+    </w:p>
+    <w:p>
+      <w:pPr>
+        <w:spacing w:after="60"/>
+      </w:pPr>
+      <w:r>
+        <w:rPr>
+          <w:rFonts w:ascii="Arial" w:cs="Arial" w:eastAsia="Arial" w:hAnsi="Arial"/>
+          <w:sz w:val="20"/>
+          <w:szCs w:val="20"/>
+        </w:rPr>
+        <w:t xml:space="preserve">Before Day 9, verify:</w:t>
+      </w:r>
+    </w:p>
+    <w:p>
+      <w:pPr>
+        <w:spacing w:after="60"/>
+        <w:ind w:left="360"/>
+      </w:pPr>
+      <w:r>
+        <w:rPr>
+          <w:rFonts w:ascii="Arial" w:cs="Arial" w:eastAsia="Arial" w:hAnsi="Arial"/>
+          <w:sz w:val="20"/>
+          <w:szCs w:val="20"/>
+        </w:rPr>
+        <w:t xml:space="preserve">• </w:t>
+      </w:r>
+      <w:r>
+        <w:rPr>
+          <w:rFonts w:ascii="Arial" w:cs="Arial" w:eastAsia="Arial" w:hAnsi="Arial"/>
+          <w:sz w:val="20"/>
+          <w:szCs w:val="20"/>
+        </w:rPr>
+        <w:t xml:space="preserve">[ ] All Sprint 1 features work without crashing</w:t>
+      </w:r>
+    </w:p>
+    <w:p>
+      <w:pPr>
+        <w:spacing w:after="60"/>
+        <w:ind w:left="360"/>
+      </w:pPr>
+      <w:r>
+        <w:rPr>
+          <w:rFonts w:ascii="Arial" w:cs="Arial" w:eastAsia="Arial" w:hAnsi="Arial"/>
+          <w:sz w:val="20"/>
+          <w:szCs w:val="20"/>
+        </w:rPr>
+        <w:t xml:space="preserve">• </w:t>
+      </w:r>
+      <w:r>
+        <w:rPr>
+          <w:rFonts w:ascii="Arial" w:cs="Arial" w:eastAsia="Arial" w:hAnsi="Arial"/>
+          <w:sz w:val="20"/>
+          <w:szCs w:val="20"/>
+        </w:rPr>
+        <w:t xml:space="preserve">[ ] Data persists correctly (save and load work)</w:t>
+      </w:r>
+    </w:p>
+    <w:p>
+      <w:pPr>
+        <w:spacing w:after="60"/>
+        <w:ind w:left="360"/>
+      </w:pPr>
+      <w:r>
+        <w:rPr>
+          <w:rFonts w:ascii="Arial" w:cs="Arial" w:eastAsia="Arial" w:hAnsi="Arial"/>
+          <w:sz w:val="20"/>
+          <w:szCs w:val="20"/>
+        </w:rPr>
+        <w:t xml:space="preserve">• </w:t>
+      </w:r>
+      <w:r>
+        <w:rPr>
+          <w:rFonts w:ascii="Arial" w:cs="Arial" w:eastAsia="Arial" w:hAnsi="Arial"/>
+          <w:sz w:val="20"/>
+          <w:szCs w:val="20"/>
+        </w:rPr>
+        <w:t xml:space="preserve">[ ] No typos in variable or function names</w:t>
+      </w:r>
+    </w:p>
+    <w:p>
+      <w:pPr>
+        <w:spacing w:after="60"/>
+        <w:ind w:left="360"/>
+      </w:pPr>
+      <w:r>
+        <w:rPr>
+          <w:rFonts w:ascii="Arial" w:cs="Arial" w:eastAsia="Arial" w:hAnsi="Arial"/>
+          <w:sz w:val="20"/>
+          <w:szCs w:val="20"/>
+        </w:rPr>
+        <w:t xml:space="preserve">• </w:t>
+      </w:r>
+      <w:r>
+        <w:rPr>
+          <w:rFonts w:ascii="Arial" w:cs="Arial" w:eastAsia="Arial" w:hAnsi="Arial"/>
+          <w:sz w:val="20"/>
+          <w:szCs w:val="20"/>
+        </w:rPr>
+        <w:t xml:space="preserve">[ ] Comments explain "why" not just "what"</w:t>
+      </w:r>
+    </w:p>
+    <w:p>
+      <w:pPr>
+        <w:spacing w:after="60"/>
+        <w:ind w:left="360"/>
+      </w:pPr>
+      <w:r>
+        <w:rPr>
+          <w:rFonts w:ascii="Arial" w:cs="Arial" w:eastAsia="Arial" w:hAnsi="Arial"/>
+          <w:sz w:val="20"/>
+          <w:szCs w:val="20"/>
+        </w:rPr>
+        <w:t xml:space="preserve">• </w:t>
+      </w:r>
+      <w:r>
+        <w:rPr>
+          <w:rFonts w:ascii="Arial" w:cs="Arial" w:eastAsia="Arial" w:hAnsi="Arial"/>
+          <w:sz w:val="20"/>
+          <w:szCs w:val="20"/>
+        </w:rPr>
+        <w:t xml:space="preserve">[ ] User input is validated (try/except for bad input)</w:t>
+      </w:r>
+    </w:p>
+    <w:p>
+      <w:pPr>
+        <w:spacing w:after="60"/>
+        <w:ind w:left="360"/>
+      </w:pPr>
+      <w:r>
+        <w:rPr>
+          <w:rFonts w:ascii="Arial" w:cs="Arial" w:eastAsia="Arial" w:hAnsi="Arial"/>
+          <w:sz w:val="20"/>
+          <w:szCs w:val="20"/>
+        </w:rPr>
+        <w:t xml:space="preserve">• </w:t>
+      </w:r>
+      <w:r>
+        <w:rPr>
+          <w:rFonts w:ascii="Arial" w:cs="Arial" w:eastAsia="Arial" w:hAnsi="Arial"/>
+          <w:sz w:val="20"/>
+          <w:szCs w:val="20"/>
+        </w:rPr>
+        <w:t xml:space="preserve">[ ] Your app has a clean menu or entry point</w:t>
+      </w:r>
+    </w:p>
+    <w:p>
+      <w:pPr>
+        <w:spacing w:after="60"/>
+        <w:ind w:left="360"/>
+      </w:pPr>
+      <w:r>
+        <w:rPr>
+          <w:rFonts w:ascii="Arial" w:cs="Arial" w:eastAsia="Arial" w:hAnsi="Arial"/>
+          <w:sz w:val="20"/>
+          <w:szCs w:val="20"/>
+        </w:rPr>
+        <w:t xml:space="preserve">• </w:t>
+      </w:r>
+      <w:r>
+        <w:rPr>
+          <w:rFonts w:ascii="Arial" w:cs="Arial" w:eastAsia="Arial" w:hAnsi="Arial"/>
+          <w:sz w:val="20"/>
+          <w:szCs w:val="20"/>
+        </w:rPr>
+        <w:t xml:space="preserve">[ ] You can explain each part of your code</w:t>
+      </w:r>
+    </w:p>
+    <w:p>
+      <w:pPr>
+        <w:spacing w:after="60"/>
+        <w:ind w:left="360"/>
+      </w:pPr>
+      <w:r>
+        <w:rPr>
+          <w:rFonts w:ascii="Arial" w:cs="Arial" w:eastAsia="Arial" w:hAnsi="Arial"/>
+          <w:sz w:val="20"/>
+          <w:szCs w:val="20"/>
+        </w:rPr>
+        <w:t xml:space="preserve">• </w:t>
+      </w:r>
+      <w:r>
+        <w:rPr>
+          <w:rFonts w:ascii="Arial" w:cs="Arial" w:eastAsia="Arial" w:hAnsi="Arial"/>
+          <w:sz w:val="20"/>
+          <w:szCs w:val="20"/>
+        </w:rPr>
+        <w:t xml:space="preserve">[ ] No dead code (unused functions/variables)</w:t>
+      </w:r>
+    </w:p>
+    <w:p>
+      <w:pPr>
+        <w:spacing w:after="60"/>
+      </w:pPr>
+      <w:r>
+        <w:rPr>
+          <w:rFonts w:ascii="Arial" w:cs="Arial" w:eastAsia="Arial" w:hAnsi="Arial"/>
+          <w:sz w:val="20"/>
+          <w:szCs w:val="20"/>
+        </w:rPr>
+        <w:t xml:space="preserve">Bug: "File not found" when loading data</w:t>
+      </w:r>
+    </w:p>
+    <w:p>
+      <w:pPr>
+        <w:spacing w:after="60"/>
+      </w:pPr>
+      <w:r>
+        <w:rPr>
+          <w:rFonts w:ascii="Arial" w:cs="Arial" w:eastAsia="Arial" w:hAnsi="Arial"/>
+          <w:sz w:val="20"/>
+          <w:szCs w:val="20"/>
+        </w:rPr>
+        <w:t xml:space="preserve">Bug: "TypeError: object of type X is not JSON serializable"</w:t>
+      </w:r>
+    </w:p>
+    <w:p>
+      <w:pPr>
+        <w:spacing w:after="60"/>
+      </w:pPr>
+      <w:r>
+        <w:rPr>
+          <w:rFonts w:ascii="Arial" w:cs="Arial" w:eastAsia="Arial" w:hAnsi="Arial"/>
+          <w:sz w:val="20"/>
+          <w:szCs w:val="20"/>
+        </w:rPr>
+        <w:t xml:space="preserve">Bug: Accidental modification of shared data</w:t>
+      </w:r>
+    </w:p>
+    <w:p>
+      <w:pPr>
+        <w:spacing w:after="60"/>
+      </w:pPr>
+      <w:r>
+        <w:rPr>
+          <w:rFonts w:ascii="Arial" w:cs="Arial" w:eastAsia="Arial" w:hAnsi="Arial"/>
+          <w:sz w:val="20"/>
+          <w:szCs w:val="20"/>
+        </w:rPr>
+        <w:t xml:space="preserve">Read through your code as if you're a classmate. Ask:</w:t>
+      </w:r>
+    </w:p>
+    <w:p>
+      <w:pPr>
+        <w:spacing w:after="60"/>
+        <w:ind w:left="360"/>
+      </w:pPr>
+      <w:r>
+        <w:rPr>
+          <w:rFonts w:ascii="Arial" w:cs="Arial" w:eastAsia="Arial" w:hAnsi="Arial"/>
+          <w:sz w:val="20"/>
+          <w:szCs w:val="20"/>
+        </w:rPr>
+        <w:t xml:space="preserve">• </w:t>
+      </w:r>
+      <w:r>
+        <w:rPr>
+          <w:rFonts w:ascii="Arial" w:cs="Arial" w:eastAsia="Arial" w:hAnsi="Arial"/>
+          <w:sz w:val="20"/>
+          <w:szCs w:val="20"/>
+        </w:rPr>
+        <w:t xml:space="preserve">Can I understand what this function does from the docstring?</w:t>
+      </w:r>
+    </w:p>
+    <w:p>
+      <w:pPr>
+        <w:spacing w:after="60"/>
+        <w:ind w:left="360"/>
+      </w:pPr>
+      <w:r>
+        <w:rPr>
+          <w:rFonts w:ascii="Arial" w:cs="Arial" w:eastAsia="Arial" w:hAnsi="Arial"/>
+          <w:sz w:val="20"/>
+          <w:szCs w:val="20"/>
+        </w:rPr>
+        <w:t xml:space="preserve">• </w:t>
+      </w:r>
+      <w:r>
+        <w:rPr>
+          <w:rFonts w:ascii="Arial" w:cs="Arial" w:eastAsia="Arial" w:hAnsi="Arial"/>
+          <w:sz w:val="20"/>
+          <w:szCs w:val="20"/>
+        </w:rPr>
+        <w:t xml:space="preserve">Are variable names clear? (e.g., s vs. student)</w:t>
+      </w:r>
+    </w:p>
+    <w:p>
+      <w:pPr>
+        <w:spacing w:after="60"/>
+        <w:ind w:left="360"/>
+      </w:pPr>
+      <w:r>
+        <w:rPr>
+          <w:rFonts w:ascii="Arial" w:cs="Arial" w:eastAsia="Arial" w:hAnsi="Arial"/>
+          <w:sz w:val="20"/>
+          <w:szCs w:val="20"/>
+        </w:rPr>
+        <w:t xml:space="preserve">• </w:t>
+      </w:r>
+      <w:r>
+        <w:rPr>
+          <w:rFonts w:ascii="Arial" w:cs="Arial" w:eastAsia="Arial" w:hAnsi="Arial"/>
+          <w:sz w:val="20"/>
+          <w:szCs w:val="20"/>
+        </w:rPr>
+        <w:t xml:space="preserve">Is there commented-out code that should be deleted?</w:t>
+      </w:r>
+    </w:p>
+    <w:p>
+      <w:pPr>
+        <w:spacing w:after="60"/>
+        <w:ind w:left="360"/>
+      </w:pPr>
+      <w:r>
+        <w:rPr>
+          <w:rFonts w:ascii="Arial" w:cs="Arial" w:eastAsia="Arial" w:hAnsi="Arial"/>
+          <w:sz w:val="20"/>
+          <w:szCs w:val="20"/>
+        </w:rPr>
+        <w:t xml:space="preserve">• </w:t>
+      </w:r>
+      <w:r>
+        <w:rPr>
+          <w:rFonts w:ascii="Arial" w:cs="Arial" w:eastAsia="Arial" w:hAnsi="Arial"/>
+          <w:sz w:val="20"/>
+          <w:szCs w:val="20"/>
+        </w:rPr>
+        <w:t xml:space="preserve">Are there any print() statements that should be removed?</w:t>
+      </w:r>
+    </w:p>
+    <w:p>
+      <w:pPr>
+        <w:spacing w:after="60"/>
+        <w:ind w:left="360"/>
+      </w:pPr>
+      <w:r>
+        <w:rPr>
+          <w:rFonts w:ascii="Arial" w:cs="Arial" w:eastAsia="Arial" w:hAnsi="Arial"/>
+          <w:sz w:val="20"/>
+          <w:szCs w:val="20"/>
+        </w:rPr>
+        <w:t xml:space="preserve">• </w:t>
+      </w:r>
+      <w:r>
+        <w:rPr>
+          <w:rFonts w:ascii="Arial" w:cs="Arial" w:eastAsia="Arial" w:hAnsi="Arial"/>
+          <w:sz w:val="20"/>
+          <w:szCs w:val="20"/>
+        </w:rPr>
+        <w:t xml:space="preserve">Do I handle edge cases (empty lists, None values)?</w:t>
+      </w:r>
+    </w:p>
+    <w:p>
+      <w:pPr>
+        <w:spacing w:after="160"/>
       </w:pPr>
     </w:p>
     <w:p>
@@ -1227,6 +2442,95 @@
     <w:p>
       <w:pPr>
         <w:spacing w:after="120"/>
+      </w:pPr>
+    </w:p>
+    <w:p>
+      <w:pPr>
+        <w:pBdr>
+          <w:bottom w:val="single" w:color="1B7A4A" w:sz="4" w:space="4"/>
+        </w:pBdr>
+        <w:spacing w:after="100" w:before="120"/>
+      </w:pPr>
+      <w:r>
+        <w:rPr>
+          <w:rFonts w:ascii="Arial" w:cs="Arial" w:eastAsia="Arial" w:hAnsi="Arial"/>
+          <w:b/>
+          <w:bCs/>
+          <w:color w:val="1B7A4A"/>
+          <w:sz w:val="24"/>
+          <w:szCs w:val="24"/>
+        </w:rPr>
+        <w:t xml:space="preserve">Guided Practice</w:t>
+      </w:r>
+    </w:p>
+    <w:p>
+      <w:pPr>
+        <w:spacing w:after="60"/>
+      </w:pPr>
+      <w:r>
+        <w:rPr>
+          <w:rFonts w:ascii="Arial" w:cs="Arial" w:eastAsia="Arial" w:hAnsi="Arial"/>
+          <w:sz w:val="20"/>
+          <w:szCs w:val="20"/>
+        </w:rPr>
+        <w:t xml:space="preserve">- [ ] All Sprint 1 features complete and working</w:t>
+      </w:r>
+    </w:p>
+    <w:p>
+      <w:pPr>
+        <w:spacing w:after="60"/>
+      </w:pPr>
+      <w:r>
+        <w:rPr>
+          <w:rFonts w:ascii="Arial" w:cs="Arial" w:eastAsia="Arial" w:hAnsi="Arial"/>
+          <w:sz w:val="20"/>
+          <w:szCs w:val="20"/>
+        </w:rPr>
+        <w:t xml:space="preserve">- [ ] Major bugs fixed</w:t>
+      </w:r>
+    </w:p>
+    <w:p>
+      <w:pPr>
+        <w:spacing w:after="60"/>
+      </w:pPr>
+      <w:r>
+        <w:rPr>
+          <w:rFonts w:ascii="Arial" w:cs="Arial" w:eastAsia="Arial" w:hAnsi="Arial"/>
+          <w:sz w:val="20"/>
+          <w:szCs w:val="20"/>
+        </w:rPr>
+        <w:t xml:space="preserve">- [ ] Code cleaned up and commented</w:t>
+      </w:r>
+    </w:p>
+    <w:p>
+      <w:pPr>
+        <w:spacing w:after="60"/>
+      </w:pPr>
+      <w:r>
+        <w:rPr>
+          <w:rFonts w:ascii="Arial" w:cs="Arial" w:eastAsia="Arial" w:hAnsi="Arial"/>
+          <w:sz w:val="20"/>
+          <w:szCs w:val="20"/>
+        </w:rPr>
+        <w:t xml:space="preserve">- [ ] Demo prepared for Day 9 check-in</w:t>
+      </w:r>
+    </w:p>
+    <w:p>
+      <w:pPr>
+        <w:spacing w:after="60"/>
+      </w:pPr>
+      <w:r>
+        <w:rPr>
+          <w:rFonts w:ascii="Arial" w:cs="Arial" w:eastAsia="Arial" w:hAnsi="Arial"/>
+          <w:sz w:val="20"/>
+          <w:szCs w:val="20"/>
+        </w:rPr>
+        <w:t xml:space="preserve">- [ ] All code saved/committed</w:t>
+      </w:r>
+    </w:p>
+    <w:p>
+      <w:pPr>
+        <w:spacing w:after="160"/>
       </w:pPr>
     </w:p>
     <w:p>
